--- a/工作区/同步-数学选必1复合修复-0903/子步7/mirror/人教B版选必1 第2章 平面解析几何·衔接件（13题）.docx
+++ b/工作区/同步-数学选必1复合修复-0903/子步7/mirror/人教B版选必1 第2章 平面解析几何·衔接件（13题）.docx
@@ -21125,7 +21125,7 @@
         <w:sz w:val="18"/>
         <w:szCs w:val="18"/>
       </w:rPr>
-      <w:t xml:space="preserve">（共6页）·本4/共6本</w:t>
+      <w:t xml:space="preserve">（共5页）·本4/共6本</w:t>
     </w:r>
     <w:r>
       <w:rPr>
@@ -21255,7 +21255,7 @@
         <w:sz w:val="18"/>
         <w:szCs w:val="18"/>
       </w:rPr>
-      <w:t xml:space="preserve">（共6页）·本4/共6本</w:t>
+      <w:t xml:space="preserve">（共5页）·本4/共6本</w:t>
     </w:r>
     <w:r>
       <w:rPr>
